--- a/Guía de Despliegue en AWS EC2 con Docker.docx
+++ b/Guía de Despliegue en AWS EC2 con Docker.docx
@@ -285,27 +285,7 @@
                 <w:sz w:val="18"/>
                 <w:szCs w:val="18"/>
               </w:rPr>
-              <w:t xml:space="preserve">Carpeta con el </w:t>
-            </w:r>
-            <w:proofErr w:type="gramStart"/>
-            <w:r>
-              <w:rPr>
-                <w:rFonts w:eastAsia="Times New Roman" w:cs="Times New Roman"/>
-                <w:color w:val="000000"/>
-                <w:sz w:val="18"/>
-                <w:szCs w:val="18"/>
-              </w:rPr>
-              <w:t>modelo .joblib</w:t>
-            </w:r>
-            <w:proofErr w:type="gramEnd"/>
-            <w:r>
-              <w:rPr>
-                <w:rFonts w:eastAsia="Times New Roman" w:cs="Times New Roman"/>
-                <w:color w:val="000000"/>
-                <w:sz w:val="18"/>
-                <w:szCs w:val="18"/>
-              </w:rPr>
-              <w:t xml:space="preserve"> y archivos JSON</w:t>
+              <w:t>Carpeta con el modelo .joblib y archivos JSON</w:t>
             </w:r>
           </w:p>
         </w:tc>
@@ -481,7 +461,6 @@
                 <w:szCs w:val="18"/>
               </w:rPr>
             </w:pPr>
-            <w:proofErr w:type="gramStart"/>
             <w:r>
               <w:rPr>
                 <w:rFonts w:eastAsia="Times New Roman" w:cs="Times New Roman"/>
@@ -491,7 +470,6 @@
               </w:rPr>
               <w:t>.dockerignore</w:t>
             </w:r>
-            <w:proofErr w:type="gramEnd"/>
           </w:p>
         </w:tc>
         <w:tc>
@@ -634,85 +612,52 @@
           <w:sz w:val="18"/>
           <w:szCs w:val="18"/>
         </w:rPr>
-        <w:t>│   ├── modelo_narino_</w:t>
-      </w:r>
-      <w:proofErr w:type="gramStart"/>
-      <w:r>
-        <w:rPr>
-          <w:rFonts w:ascii="Courier New" w:eastAsia="Courier New" w:hAnsi="Courier New" w:cs="Courier New"/>
-          <w:color w:val="1A1A1A"/>
-          <w:sz w:val="18"/>
-          <w:szCs w:val="18"/>
-        </w:rPr>
-        <w:t>cundinamarca.joblib</w:t>
-      </w:r>
-      <w:proofErr w:type="gramEnd"/>
-    </w:p>
-    <w:p>
-      <w:pPr>
-        <w:pBdr>
-          <w:top w:val="single" w:sz="1" w:space="0" w:color="CCCCCC"/>
-          <w:left w:val="single" w:sz="4" w:space="0" w:color="4A6741"/>
-          <w:bottom w:val="single" w:sz="1" w:space="0" w:color="CCCCCC"/>
-          <w:right w:val="single" w:sz="1" w:space="0" w:color="CCCCCC"/>
-        </w:pBdr>
-        <w:shd w:val="clear" w:color="auto" w:fill="F4F4F4"/>
-        <w:spacing w:before="100" w:after="100"/>
-        <w:ind w:left="360"/>
-      </w:pPr>
-      <w:r>
-        <w:rPr>
-          <w:rFonts w:ascii="Courier New" w:eastAsia="Courier New" w:hAnsi="Courier New" w:cs="Courier New"/>
-          <w:color w:val="1A1A1A"/>
-          <w:sz w:val="18"/>
-          <w:szCs w:val="18"/>
-        </w:rPr>
-        <w:t>│   ├── info_modelo_narino_</w:t>
-      </w:r>
-      <w:proofErr w:type="gramStart"/>
-      <w:r>
-        <w:rPr>
-          <w:rFonts w:ascii="Courier New" w:eastAsia="Courier New" w:hAnsi="Courier New" w:cs="Courier New"/>
-          <w:color w:val="1A1A1A"/>
-          <w:sz w:val="18"/>
-          <w:szCs w:val="18"/>
-        </w:rPr>
-        <w:t>cundinamarca.json</w:t>
-      </w:r>
-      <w:proofErr w:type="gramEnd"/>
-    </w:p>
-    <w:p>
-      <w:pPr>
-        <w:pBdr>
-          <w:top w:val="single" w:sz="1" w:space="0" w:color="CCCCCC"/>
-          <w:left w:val="single" w:sz="4" w:space="0" w:color="4A6741"/>
-          <w:bottom w:val="single" w:sz="1" w:space="0" w:color="CCCCCC"/>
-          <w:right w:val="single" w:sz="1" w:space="0" w:color="CCCCCC"/>
-        </w:pBdr>
-        <w:shd w:val="clear" w:color="auto" w:fill="F4F4F4"/>
-        <w:spacing w:before="100" w:after="100"/>
-        <w:ind w:left="360"/>
-      </w:pPr>
-      <w:r>
-        <w:rPr>
-          <w:rFonts w:ascii="Courier New" w:eastAsia="Courier New" w:hAnsi="Courier New" w:cs="Courier New"/>
-          <w:color w:val="1A1A1A"/>
-          <w:sz w:val="18"/>
-          <w:szCs w:val="18"/>
-        </w:rPr>
-        <w:t>│   └── columnas_modelo_narino_</w:t>
-      </w:r>
-      <w:proofErr w:type="gramStart"/>
-      <w:r>
-        <w:rPr>
-          <w:rFonts w:ascii="Courier New" w:eastAsia="Courier New" w:hAnsi="Courier New" w:cs="Courier New"/>
-          <w:color w:val="1A1A1A"/>
-          <w:sz w:val="18"/>
-          <w:szCs w:val="18"/>
-        </w:rPr>
-        <w:t>cundinamarca.json</w:t>
-      </w:r>
-      <w:proofErr w:type="gramEnd"/>
+        <w:t>│   ├── modelo_narino_cundinamarca.joblib</w:t>
+      </w:r>
+    </w:p>
+    <w:p>
+      <w:pPr>
+        <w:pBdr>
+          <w:top w:val="single" w:sz="1" w:space="0" w:color="CCCCCC"/>
+          <w:left w:val="single" w:sz="4" w:space="0" w:color="4A6741"/>
+          <w:bottom w:val="single" w:sz="1" w:space="0" w:color="CCCCCC"/>
+          <w:right w:val="single" w:sz="1" w:space="0" w:color="CCCCCC"/>
+        </w:pBdr>
+        <w:shd w:val="clear" w:color="auto" w:fill="F4F4F4"/>
+        <w:spacing w:before="100" w:after="100"/>
+        <w:ind w:left="360"/>
+      </w:pPr>
+      <w:r>
+        <w:rPr>
+          <w:rFonts w:ascii="Courier New" w:eastAsia="Courier New" w:hAnsi="Courier New" w:cs="Courier New"/>
+          <w:color w:val="1A1A1A"/>
+          <w:sz w:val="18"/>
+          <w:szCs w:val="18"/>
+        </w:rPr>
+        <w:t>│   ├── info_modelo_narino_cundinamarca.json</w:t>
+      </w:r>
+    </w:p>
+    <w:p>
+      <w:pPr>
+        <w:pBdr>
+          <w:top w:val="single" w:sz="1" w:space="0" w:color="CCCCCC"/>
+          <w:left w:val="single" w:sz="4" w:space="0" w:color="4A6741"/>
+          <w:bottom w:val="single" w:sz="1" w:space="0" w:color="CCCCCC"/>
+          <w:right w:val="single" w:sz="1" w:space="0" w:color="CCCCCC"/>
+        </w:pBdr>
+        <w:shd w:val="clear" w:color="auto" w:fill="F4F4F4"/>
+        <w:spacing w:before="100" w:after="100"/>
+        <w:ind w:left="360"/>
+      </w:pPr>
+      <w:r>
+        <w:rPr>
+          <w:rFonts w:ascii="Courier New" w:eastAsia="Courier New" w:hAnsi="Courier New" w:cs="Courier New"/>
+          <w:color w:val="1A1A1A"/>
+          <w:sz w:val="18"/>
+          <w:szCs w:val="18"/>
+        </w:rPr>
+        <w:t>│   └── columnas_modelo_narino_cundinamarca.json</w:t>
+      </w:r>
     </w:p>
     <w:p>
       <w:pPr>
@@ -805,19 +750,8 @@
           <w:sz w:val="18"/>
           <w:szCs w:val="18"/>
         </w:rPr>
-        <w:t>└─</w:t>
-      </w:r>
-      <w:proofErr w:type="gramStart"/>
-      <w:r>
-        <w:rPr>
-          <w:rFonts w:ascii="Courier New" w:eastAsia="Courier New" w:hAnsi="Courier New" w:cs="Courier New"/>
-          <w:color w:val="1A1A1A"/>
-          <w:sz w:val="18"/>
-          <w:szCs w:val="18"/>
-        </w:rPr>
-        <w:t>─ .dockerignore</w:t>
-      </w:r>
-      <w:proofErr w:type="gramEnd"/>
+        <w:t>└── .dockerignore</w:t>
+      </w:r>
     </w:p>
     <w:p>
       <w:pPr>
@@ -998,27 +932,7 @@
           <w:sz w:val="18"/>
           <w:szCs w:val="18"/>
         </w:rPr>
-        <w:t>scikit-learn==1.4.</w:t>
-      </w:r>
-      <w:proofErr w:type="gramStart"/>
-      <w:r>
-        <w:rPr>
-          <w:rFonts w:ascii="Courier New" w:eastAsia="Courier New" w:hAnsi="Courier New" w:cs="Courier New"/>
-          <w:color w:val="1A1A1A"/>
-          <w:sz w:val="18"/>
-          <w:szCs w:val="18"/>
-        </w:rPr>
-        <w:t>1.post</w:t>
-      </w:r>
-      <w:proofErr w:type="gramEnd"/>
-      <w:r>
-        <w:rPr>
-          <w:rFonts w:ascii="Courier New" w:eastAsia="Courier New" w:hAnsi="Courier New" w:cs="Courier New"/>
-          <w:color w:val="1A1A1A"/>
-          <w:sz w:val="18"/>
-          <w:szCs w:val="18"/>
-        </w:rPr>
-        <w:t>1</w:t>
+        <w:t>scikit-learn==1.4.1.post1</w:t>
       </w:r>
     </w:p>
     <w:p>
@@ -1119,19 +1033,8 @@
           <w:sz w:val="18"/>
           <w:szCs w:val="18"/>
         </w:rPr>
-        <w:t>WORKDIR /</w:t>
-      </w:r>
-      <w:proofErr w:type="gramStart"/>
-      <w:r>
-        <w:rPr>
-          <w:rFonts w:ascii="Courier New" w:eastAsia="Courier New" w:hAnsi="Courier New" w:cs="Courier New"/>
-          <w:color w:val="1A1A1A"/>
-          <w:sz w:val="18"/>
-          <w:szCs w:val="18"/>
-        </w:rPr>
-        <w:t>app</w:t>
-      </w:r>
-      <w:proofErr w:type="gramEnd"/>
+        <w:t>WORKDIR /app</w:t>
+      </w:r>
     </w:p>
     <w:p>
       <w:pPr>
@@ -1205,19 +1108,8 @@
           <w:sz w:val="18"/>
           <w:szCs w:val="18"/>
         </w:rPr>
-        <w:t xml:space="preserve">COPY </w:t>
-      </w:r>
-      <w:proofErr w:type="gramStart"/>
-      <w:r>
-        <w:rPr>
-          <w:rFonts w:ascii="Courier New" w:eastAsia="Courier New" w:hAnsi="Courier New" w:cs="Courier New"/>
-          <w:color w:val="1A1A1A"/>
-          <w:sz w:val="18"/>
-          <w:szCs w:val="18"/>
-        </w:rPr>
-        <w:t>requirements.txt .</w:t>
-      </w:r>
-      <w:proofErr w:type="gramEnd"/>
+        <w:t>COPY requirements.txt .</w:t>
+      </w:r>
     </w:p>
     <w:p>
       <w:pPr>
@@ -1359,25 +1251,14 @@
           <w:szCs w:val="18"/>
         </w:rPr>
       </w:pPr>
-      <w:proofErr w:type="gramStart"/>
-      <w:r>
-        <w:rPr>
-          <w:rFonts w:ascii="Courier New" w:eastAsia="Courier New" w:hAnsi="Courier New" w:cs="Courier New"/>
-          <w:color w:val="1A1A1A"/>
-          <w:sz w:val="18"/>
-          <w:szCs w:val="18"/>
-        </w:rPr>
-        <w:t>COPY .</w:t>
-      </w:r>
-      <w:proofErr w:type="gramEnd"/>
-      <w:r>
-        <w:rPr>
-          <w:rFonts w:ascii="Courier New" w:eastAsia="Courier New" w:hAnsi="Courier New" w:cs="Courier New"/>
-          <w:color w:val="1A1A1A"/>
-          <w:sz w:val="18"/>
-          <w:szCs w:val="18"/>
-        </w:rPr>
-        <w:t xml:space="preserve"> .</w:t>
+      <w:r>
+        <w:rPr>
+          <w:rFonts w:ascii="Courier New" w:eastAsia="Courier New" w:hAnsi="Courier New" w:cs="Courier New"/>
+          <w:color w:val="1A1A1A"/>
+          <w:sz w:val="18"/>
+          <w:szCs w:val="18"/>
+        </w:rPr>
+        <w:t>COPY . .</w:t>
       </w:r>
     </w:p>
     <w:p>
@@ -1527,47 +1408,7 @@
           <w:sz w:val="18"/>
           <w:szCs w:val="18"/>
         </w:rPr>
-        <w:t>CMD ["streamlit", "run", "tablero.py", "--</w:t>
-      </w:r>
-      <w:proofErr w:type="gramStart"/>
-      <w:r>
-        <w:rPr>
-          <w:rFonts w:ascii="Courier New" w:eastAsia="Courier New" w:hAnsi="Courier New" w:cs="Courier New"/>
-          <w:color w:val="1A1A1A"/>
-          <w:sz w:val="18"/>
-          <w:szCs w:val="18"/>
-        </w:rPr>
-        <w:t>server.port</w:t>
-      </w:r>
-      <w:proofErr w:type="gramEnd"/>
-      <w:r>
-        <w:rPr>
-          <w:rFonts w:ascii="Courier New" w:eastAsia="Courier New" w:hAnsi="Courier New" w:cs="Courier New"/>
-          <w:color w:val="1A1A1A"/>
-          <w:sz w:val="18"/>
-          <w:szCs w:val="18"/>
-        </w:rPr>
-        <w:t>=8501", "--</w:t>
-      </w:r>
-      <w:proofErr w:type="gramStart"/>
-      <w:r>
-        <w:rPr>
-          <w:rFonts w:ascii="Courier New" w:eastAsia="Courier New" w:hAnsi="Courier New" w:cs="Courier New"/>
-          <w:color w:val="1A1A1A"/>
-          <w:sz w:val="18"/>
-          <w:szCs w:val="18"/>
-        </w:rPr>
-        <w:t>server.address</w:t>
-      </w:r>
-      <w:proofErr w:type="gramEnd"/>
-      <w:r>
-        <w:rPr>
-          <w:rFonts w:ascii="Courier New" w:eastAsia="Courier New" w:hAnsi="Courier New" w:cs="Courier New"/>
-          <w:color w:val="1A1A1A"/>
-          <w:sz w:val="18"/>
-          <w:szCs w:val="18"/>
-        </w:rPr>
-        <w:t>=0.0.0.0"]</w:t>
+        <w:t>CMD ["streamlit", "run", "tablero.py", "--server.port=8501", "--server.address=0.0.0.0"]</w:t>
       </w:r>
     </w:p>
     <w:p>
@@ -1582,7 +1423,6 @@
           <w:bCs/>
         </w:rPr>
       </w:pPr>
-      <w:proofErr w:type="gramStart"/>
       <w:r>
         <w:rPr>
           <w:b/>
@@ -1590,7 +1430,6 @@
         </w:rPr>
         <w:t>.dockerignore</w:t>
       </w:r>
-      <w:proofErr w:type="gramEnd"/>
     </w:p>
     <w:p>
       <w:r>
@@ -1615,7 +1454,6 @@
           <w:szCs w:val="18"/>
         </w:rPr>
       </w:pPr>
-      <w:proofErr w:type="gramStart"/>
       <w:r>
         <w:rPr>
           <w:rFonts w:ascii="Courier New" w:eastAsia="Courier New" w:hAnsi="Courier New" w:cs="Courier New"/>
@@ -1625,7 +1463,6 @@
         </w:rPr>
         <w:t>.git</w:t>
       </w:r>
-      <w:proofErr w:type="gramEnd"/>
     </w:p>
     <w:p>
       <w:pPr>
@@ -1729,46 +1566,34 @@
           <w:szCs w:val="18"/>
         </w:rPr>
       </w:pPr>
-      <w:proofErr w:type="gramStart"/>
-      <w:r>
-        <w:rPr>
-          <w:rFonts w:ascii="Courier New" w:eastAsia="Courier New" w:hAnsi="Courier New" w:cs="Courier New"/>
-          <w:color w:val="1A1A1A"/>
-          <w:sz w:val="18"/>
-          <w:szCs w:val="18"/>
-        </w:rPr>
-        <w:t>.streamlit</w:t>
-      </w:r>
-      <w:proofErr w:type="gramEnd"/>
-      <w:r>
-        <w:rPr>
-          <w:rFonts w:ascii="Courier New" w:eastAsia="Courier New" w:hAnsi="Courier New" w:cs="Courier New"/>
-          <w:color w:val="1A1A1A"/>
-          <w:sz w:val="18"/>
-          <w:szCs w:val="18"/>
-        </w:rPr>
-        <w:t>/</w:t>
-      </w:r>
-    </w:p>
-    <w:p>
-      <w:pPr>
-        <w:pBdr>
-          <w:top w:val="single" w:sz="1" w:space="0" w:color="CCCCCC"/>
-          <w:left w:val="single" w:sz="4" w:space="0" w:color="4A6741"/>
-          <w:bottom w:val="single" w:sz="1" w:space="0" w:color="CCCCCC"/>
-          <w:right w:val="single" w:sz="1" w:space="0" w:color="CCCCCC"/>
-        </w:pBdr>
-        <w:shd w:val="clear" w:color="auto" w:fill="F4F4F4"/>
-        <w:spacing w:before="100" w:after="100"/>
-        <w:ind w:left="360"/>
-        <w:rPr>
-          <w:rFonts w:ascii="Courier New" w:eastAsia="Courier New" w:hAnsi="Courier New" w:cs="Courier New"/>
-          <w:color w:val="1A1A1A"/>
-          <w:sz w:val="18"/>
-          <w:szCs w:val="18"/>
-        </w:rPr>
-      </w:pPr>
-      <w:proofErr w:type="gramStart"/>
+      <w:r>
+        <w:rPr>
+          <w:rFonts w:ascii="Courier New" w:eastAsia="Courier New" w:hAnsi="Courier New" w:cs="Courier New"/>
+          <w:color w:val="1A1A1A"/>
+          <w:sz w:val="18"/>
+          <w:szCs w:val="18"/>
+        </w:rPr>
+        <w:t>.streamlit/</w:t>
+      </w:r>
+    </w:p>
+    <w:p>
+      <w:pPr>
+        <w:pBdr>
+          <w:top w:val="single" w:sz="1" w:space="0" w:color="CCCCCC"/>
+          <w:left w:val="single" w:sz="4" w:space="0" w:color="4A6741"/>
+          <w:bottom w:val="single" w:sz="1" w:space="0" w:color="CCCCCC"/>
+          <w:right w:val="single" w:sz="1" w:space="0" w:color="CCCCCC"/>
+        </w:pBdr>
+        <w:shd w:val="clear" w:color="auto" w:fill="F4F4F4"/>
+        <w:spacing w:before="100" w:after="100"/>
+        <w:ind w:left="360"/>
+        <w:rPr>
+          <w:rFonts w:ascii="Courier New" w:eastAsia="Courier New" w:hAnsi="Courier New" w:cs="Courier New"/>
+          <w:color w:val="1A1A1A"/>
+          <w:sz w:val="18"/>
+          <w:szCs w:val="18"/>
+        </w:rPr>
+      </w:pPr>
       <w:r>
         <w:rPr>
           <w:rFonts w:ascii="Courier New" w:eastAsia="Courier New" w:hAnsi="Courier New" w:cs="Courier New"/>
@@ -1778,7 +1603,6 @@
         </w:rPr>
         <w:t>.env</w:t>
       </w:r>
-      <w:proofErr w:type="gramEnd"/>
     </w:p>
     <w:p>
       <w:pPr>
@@ -1932,16 +1756,8 @@
         <w:rPr>
           <w:color w:val="333333"/>
         </w:rPr>
-        <w:t>Tipo de instancia: t</w:t>
-      </w:r>
-      <w:proofErr w:type="gramStart"/>
-      <w:r>
-        <w:rPr>
-          <w:color w:val="333333"/>
-        </w:rPr>
-        <w:t>3.micro</w:t>
-      </w:r>
-      <w:proofErr w:type="gramEnd"/>
+        <w:t>Tipo de instancia: t3.micro</w:t>
+      </w:r>
     </w:p>
     <w:p>
       <w:pPr>
@@ -2704,19 +2520,8 @@
           <w:sz w:val="18"/>
           <w:szCs w:val="18"/>
         </w:rPr>
-        <w:t>sudo docker build --no-cache -t tablero-</w:t>
-      </w:r>
-      <w:proofErr w:type="gramStart"/>
-      <w:r>
-        <w:rPr>
-          <w:rFonts w:ascii="Courier New" w:eastAsia="Courier New" w:hAnsi="Courier New" w:cs="Courier New"/>
-          <w:color w:val="1A1A1A"/>
-          <w:sz w:val="18"/>
-          <w:szCs w:val="18"/>
-        </w:rPr>
-        <w:t>cafe .</w:t>
-      </w:r>
-      <w:proofErr w:type="gramEnd"/>
+        <w:t>sudo docker build --no-cache -t tablero-cafe .</w:t>
+      </w:r>
     </w:p>
     <w:p>
       <w:pPr>
@@ -3178,19 +2983,8 @@
           <w:sz w:val="18"/>
           <w:szCs w:val="18"/>
         </w:rPr>
-        <w:t xml:space="preserve">git </w:t>
-      </w:r>
-      <w:proofErr w:type="gramStart"/>
-      <w:r>
-        <w:rPr>
-          <w:rFonts w:ascii="Courier New" w:eastAsia="Courier New" w:hAnsi="Courier New" w:cs="Courier New"/>
-          <w:color w:val="1A1A1A"/>
-          <w:sz w:val="18"/>
-          <w:szCs w:val="18"/>
-        </w:rPr>
-        <w:t>add .</w:t>
-      </w:r>
-      <w:proofErr w:type="gramEnd"/>
+        <w:t>git add .</w:t>
+      </w:r>
     </w:p>
     <w:p>
       <w:pPr>
@@ -3267,6 +3061,68 @@
         <w:shd w:val="clear" w:color="auto" w:fill="F4F4F4"/>
         <w:spacing w:before="100" w:after="100"/>
         <w:ind w:left="360"/>
+        <w:rPr>
+          <w:rFonts w:ascii="Courier New" w:eastAsia="Courier New" w:hAnsi="Courier New" w:cs="Courier New"/>
+          <w:color w:val="1A1A1A"/>
+          <w:sz w:val="18"/>
+          <w:szCs w:val="18"/>
+        </w:rPr>
+      </w:pPr>
+      <w:r>
+        <w:rPr>
+          <w:rFonts w:ascii="Courier New" w:eastAsia="Courier New" w:hAnsi="Courier New" w:cs="Courier New"/>
+          <w:color w:val="1A1A1A"/>
+          <w:sz w:val="18"/>
+          <w:szCs w:val="18"/>
+        </w:rPr>
+        <w:t>cd ~/proyecto_miad</w:t>
+      </w:r>
+    </w:p>
+    <w:p>
+      <w:pPr>
+        <w:pBdr>
+          <w:top w:val="single" w:sz="1" w:space="0" w:color="CCCCCC"/>
+          <w:left w:val="single" w:sz="4" w:space="0" w:color="4A6741"/>
+          <w:bottom w:val="single" w:sz="1" w:space="0" w:color="CCCCCC"/>
+          <w:right w:val="single" w:sz="1" w:space="0" w:color="CCCCCC"/>
+        </w:pBdr>
+        <w:shd w:val="clear" w:color="auto" w:fill="F4F4F4"/>
+        <w:spacing w:before="100" w:after="100"/>
+        <w:ind w:left="360"/>
+        <w:rPr>
+          <w:rFonts w:ascii="Courier New" w:eastAsia="Courier New" w:hAnsi="Courier New" w:cs="Courier New"/>
+          <w:color w:val="1A1A1A"/>
+          <w:sz w:val="18"/>
+          <w:szCs w:val="18"/>
+        </w:rPr>
+      </w:pPr>
+      <w:r>
+        <w:rPr>
+          <w:rFonts w:ascii="Courier New" w:eastAsia="Courier New" w:hAnsi="Courier New" w:cs="Courier New"/>
+          <w:color w:val="1A1A1A"/>
+          <w:sz w:val="18"/>
+          <w:szCs w:val="18"/>
+        </w:rPr>
+        <w:t>git pull origin main</w:t>
+      </w:r>
+    </w:p>
+    <w:p>
+      <w:pPr>
+        <w:pBdr>
+          <w:top w:val="single" w:sz="1" w:space="0" w:color="CCCCCC"/>
+          <w:left w:val="single" w:sz="4" w:space="0" w:color="4A6741"/>
+          <w:bottom w:val="single" w:sz="1" w:space="0" w:color="CCCCCC"/>
+          <w:right w:val="single" w:sz="1" w:space="0" w:color="CCCCCC"/>
+        </w:pBdr>
+        <w:shd w:val="clear" w:color="auto" w:fill="F4F4F4"/>
+        <w:spacing w:before="100" w:after="100"/>
+        <w:ind w:left="360"/>
+        <w:rPr>
+          <w:rFonts w:ascii="Courier New" w:eastAsia="Courier New" w:hAnsi="Courier New" w:cs="Courier New"/>
+          <w:color w:val="1A1A1A"/>
+          <w:sz w:val="18"/>
+          <w:szCs w:val="18"/>
+        </w:rPr>
       </w:pPr>
       <w:r>
         <w:rPr>
@@ -3289,114 +3145,301 @@
         <w:shd w:val="clear" w:color="auto" w:fill="F4F4F4"/>
         <w:spacing w:before="100" w:after="100"/>
         <w:ind w:left="360"/>
-      </w:pPr>
-      <w:r>
-        <w:rPr>
-          <w:rFonts w:ascii="Courier New" w:eastAsia="Courier New" w:hAnsi="Courier New" w:cs="Courier New"/>
-          <w:color w:val="1A1A1A"/>
-          <w:sz w:val="18"/>
-          <w:szCs w:val="18"/>
-        </w:rPr>
-        <w:t>git pull origin main</w:t>
-      </w:r>
-    </w:p>
-    <w:p>
-      <w:pPr>
-        <w:pBdr>
-          <w:top w:val="single" w:sz="1" w:space="0" w:color="CCCCCC"/>
-          <w:left w:val="single" w:sz="4" w:space="0" w:color="4A6741"/>
-          <w:bottom w:val="single" w:sz="1" w:space="0" w:color="CCCCCC"/>
-          <w:right w:val="single" w:sz="1" w:space="0" w:color="CCCCCC"/>
-        </w:pBdr>
-        <w:shd w:val="clear" w:color="auto" w:fill="F4F4F4"/>
-        <w:spacing w:before="100" w:after="100"/>
-        <w:ind w:left="360"/>
-      </w:pPr>
-      <w:r>
-        <w:rPr>
-          <w:rFonts w:ascii="Courier New" w:eastAsia="Courier New" w:hAnsi="Courier New" w:cs="Courier New"/>
-          <w:color w:val="1A1A1A"/>
-          <w:sz w:val="18"/>
-          <w:szCs w:val="18"/>
-        </w:rPr>
-        <w:t>sudo docker stop tablero-cafe</w:t>
-      </w:r>
-    </w:p>
-    <w:p>
-      <w:pPr>
-        <w:pBdr>
-          <w:top w:val="single" w:sz="1" w:space="0" w:color="CCCCCC"/>
-          <w:left w:val="single" w:sz="4" w:space="0" w:color="4A6741"/>
-          <w:bottom w:val="single" w:sz="1" w:space="0" w:color="CCCCCC"/>
-          <w:right w:val="single" w:sz="1" w:space="0" w:color="CCCCCC"/>
-        </w:pBdr>
-        <w:shd w:val="clear" w:color="auto" w:fill="F4F4F4"/>
-        <w:spacing w:before="100" w:after="100"/>
-        <w:ind w:left="360"/>
-      </w:pPr>
-      <w:r>
-        <w:rPr>
-          <w:rFonts w:ascii="Courier New" w:eastAsia="Courier New" w:hAnsi="Courier New" w:cs="Courier New"/>
-          <w:color w:val="1A1A1A"/>
-          <w:sz w:val="18"/>
-          <w:szCs w:val="18"/>
-        </w:rPr>
-        <w:t>sudo docker rm tablero-cafe</w:t>
-      </w:r>
-    </w:p>
-    <w:p>
-      <w:pPr>
-        <w:pBdr>
-          <w:top w:val="single" w:sz="1" w:space="0" w:color="CCCCCC"/>
-          <w:left w:val="single" w:sz="4" w:space="0" w:color="4A6741"/>
-          <w:bottom w:val="single" w:sz="1" w:space="0" w:color="CCCCCC"/>
-          <w:right w:val="single" w:sz="1" w:space="0" w:color="CCCCCC"/>
-        </w:pBdr>
-        <w:shd w:val="clear" w:color="auto" w:fill="F4F4F4"/>
-        <w:spacing w:before="100" w:after="100"/>
-        <w:ind w:left="360"/>
-      </w:pPr>
-      <w:r>
-        <w:rPr>
-          <w:rFonts w:ascii="Courier New" w:eastAsia="Courier New" w:hAnsi="Courier New" w:cs="Courier New"/>
-          <w:color w:val="1A1A1A"/>
-          <w:sz w:val="18"/>
-          <w:szCs w:val="18"/>
-        </w:rPr>
-        <w:t>sudo docker build --no-cache -t tablero-</w:t>
-      </w:r>
-      <w:proofErr w:type="gramStart"/>
-      <w:r>
-        <w:rPr>
-          <w:rFonts w:ascii="Courier New" w:eastAsia="Courier New" w:hAnsi="Courier New" w:cs="Courier New"/>
-          <w:color w:val="1A1A1A"/>
-          <w:sz w:val="18"/>
-          <w:szCs w:val="18"/>
-        </w:rPr>
-        <w:t>cafe .</w:t>
-      </w:r>
-      <w:proofErr w:type="gramEnd"/>
-    </w:p>
-    <w:p>
-      <w:pPr>
-        <w:pBdr>
-          <w:top w:val="single" w:sz="1" w:space="0" w:color="CCCCCC"/>
-          <w:left w:val="single" w:sz="4" w:space="0" w:color="4A6741"/>
-          <w:bottom w:val="single" w:sz="1" w:space="0" w:color="CCCCCC"/>
-          <w:right w:val="single" w:sz="1" w:space="0" w:color="CCCCCC"/>
-        </w:pBdr>
-        <w:shd w:val="clear" w:color="auto" w:fill="F4F4F4"/>
-        <w:spacing w:before="100" w:after="100"/>
-        <w:ind w:left="360"/>
-      </w:pPr>
-      <w:r>
-        <w:rPr>
-          <w:rFonts w:ascii="Courier New" w:eastAsia="Courier New" w:hAnsi="Courier New" w:cs="Courier New"/>
-          <w:color w:val="1A1A1A"/>
-          <w:sz w:val="18"/>
-          <w:szCs w:val="18"/>
-        </w:rPr>
-        <w:t>sudo docker run -d --name tablero-cafe -p 8501:8501 --restart unless-stopped tablero-cafe</w:t>
+        <w:rPr>
+          <w:rFonts w:ascii="Courier New" w:eastAsia="Courier New" w:hAnsi="Courier New" w:cs="Courier New"/>
+          <w:color w:val="1A1A1A"/>
+          <w:sz w:val="18"/>
+          <w:szCs w:val="18"/>
+        </w:rPr>
+      </w:pPr>
+      <w:r>
+        <w:rPr>
+          <w:rFonts w:ascii="Courier New" w:eastAsia="Courier New" w:hAnsi="Courier New" w:cs="Courier New"/>
+          <w:color w:val="1A1A1A"/>
+          <w:sz w:val="18"/>
+          <w:szCs w:val="18"/>
+        </w:rPr>
+        <w:t xml:space="preserve">sudo docker rm -f tablero-cafe </w:t>
+      </w:r>
+    </w:p>
+    <w:p>
+      <w:pPr>
+        <w:pBdr>
+          <w:top w:val="single" w:sz="1" w:space="0" w:color="CCCCCC"/>
+          <w:left w:val="single" w:sz="4" w:space="0" w:color="4A6741"/>
+          <w:bottom w:val="single" w:sz="1" w:space="0" w:color="CCCCCC"/>
+          <w:right w:val="single" w:sz="1" w:space="0" w:color="CCCCCC"/>
+        </w:pBdr>
+        <w:shd w:val="clear" w:color="auto" w:fill="F4F4F4"/>
+        <w:spacing w:before="100" w:after="100"/>
+        <w:ind w:left="360"/>
+        <w:rPr>
+          <w:rFonts w:ascii="Courier New" w:eastAsia="Courier New" w:hAnsi="Courier New" w:cs="Courier New"/>
+          <w:color w:val="1A1A1A"/>
+          <w:sz w:val="18"/>
+          <w:szCs w:val="18"/>
+        </w:rPr>
+      </w:pPr>
+      <w:r>
+        <w:rPr>
+          <w:rFonts w:ascii="Courier New" w:eastAsia="Courier New" w:hAnsi="Courier New" w:cs="Courier New"/>
+          <w:color w:val="1A1A1A"/>
+          <w:sz w:val="18"/>
+          <w:szCs w:val="18"/>
+        </w:rPr>
+        <w:t xml:space="preserve">sudo docker rmi -f tablero-cafe </w:t>
+      </w:r>
+    </w:p>
+    <w:p>
+      <w:pPr>
+        <w:pBdr>
+          <w:top w:val="single" w:sz="1" w:space="0" w:color="CCCCCC"/>
+          <w:left w:val="single" w:sz="4" w:space="0" w:color="4A6741"/>
+          <w:bottom w:val="single" w:sz="1" w:space="0" w:color="CCCCCC"/>
+          <w:right w:val="single" w:sz="1" w:space="0" w:color="CCCCCC"/>
+        </w:pBdr>
+        <w:shd w:val="clear" w:color="auto" w:fill="F4F4F4"/>
+        <w:spacing w:before="100" w:after="100"/>
+        <w:ind w:left="360"/>
+        <w:rPr>
+          <w:rFonts w:ascii="Courier New" w:eastAsia="Courier New" w:hAnsi="Courier New" w:cs="Courier New"/>
+          <w:color w:val="1A1A1A"/>
+          <w:sz w:val="18"/>
+          <w:szCs w:val="18"/>
+        </w:rPr>
+      </w:pPr>
+      <w:r>
+        <w:rPr>
+          <w:rFonts w:ascii="Courier New" w:eastAsia="Courier New" w:hAnsi="Courier New" w:cs="Courier New"/>
+          <w:color w:val="1A1A1A"/>
+          <w:sz w:val="18"/>
+          <w:szCs w:val="18"/>
+        </w:rPr>
+        <w:t>sudo docker builder prune -af</w:t>
+      </w:r>
+    </w:p>
+    <w:p>
+      <w:pPr>
+        <w:pBdr>
+          <w:top w:val="single" w:sz="1" w:space="0" w:color="CCCCCC"/>
+          <w:left w:val="single" w:sz="4" w:space="0" w:color="4A6741"/>
+          <w:bottom w:val="single" w:sz="1" w:space="0" w:color="CCCCCC"/>
+          <w:right w:val="single" w:sz="1" w:space="0" w:color="CCCCCC"/>
+        </w:pBdr>
+        <w:shd w:val="clear" w:color="auto" w:fill="F4F4F4"/>
+        <w:spacing w:before="100" w:after="100"/>
+        <w:ind w:left="360"/>
+        <w:rPr>
+          <w:rFonts w:ascii="Courier New" w:eastAsia="Courier New" w:hAnsi="Courier New" w:cs="Courier New"/>
+          <w:color w:val="1A1A1A"/>
+          <w:sz w:val="18"/>
+          <w:szCs w:val="18"/>
+        </w:rPr>
+      </w:pPr>
+      <w:r>
+        <w:rPr>
+          <w:rFonts w:ascii="Courier New" w:eastAsia="Courier New" w:hAnsi="Courier New" w:cs="Courier New"/>
+          <w:color w:val="1A1A1A"/>
+          <w:sz w:val="18"/>
+          <w:szCs w:val="18"/>
+        </w:rPr>
+        <w:t>sudo docker system prune -af</w:t>
+      </w:r>
+    </w:p>
+    <w:p>
+      <w:pPr>
+        <w:pBdr>
+          <w:top w:val="single" w:sz="1" w:space="0" w:color="CCCCCC"/>
+          <w:left w:val="single" w:sz="4" w:space="0" w:color="4A6741"/>
+          <w:bottom w:val="single" w:sz="1" w:space="0" w:color="CCCCCC"/>
+          <w:right w:val="single" w:sz="1" w:space="0" w:color="CCCCCC"/>
+        </w:pBdr>
+        <w:shd w:val="clear" w:color="auto" w:fill="F4F4F4"/>
+        <w:spacing w:before="100" w:after="100"/>
+        <w:ind w:left="360"/>
+        <w:rPr>
+          <w:rFonts w:ascii="Courier New" w:eastAsia="Courier New" w:hAnsi="Courier New" w:cs="Courier New"/>
+          <w:color w:val="1A1A1A"/>
+          <w:sz w:val="18"/>
+          <w:szCs w:val="18"/>
+        </w:rPr>
+      </w:pPr>
+      <w:r>
+        <w:rPr>
+          <w:rFonts w:ascii="Courier New" w:eastAsia="Courier New" w:hAnsi="Courier New" w:cs="Courier New"/>
+          <w:color w:val="1A1A1A"/>
+          <w:sz w:val="18"/>
+          <w:szCs w:val="18"/>
+        </w:rPr>
+        <w:t>sudo docker build --no-cache --pull -t tablero-cafe .</w:t>
+      </w:r>
+    </w:p>
+    <w:p>
+      <w:pPr>
+        <w:pBdr>
+          <w:top w:val="single" w:sz="1" w:space="0" w:color="CCCCCC"/>
+          <w:left w:val="single" w:sz="4" w:space="0" w:color="4A6741"/>
+          <w:bottom w:val="single" w:sz="1" w:space="0" w:color="CCCCCC"/>
+          <w:right w:val="single" w:sz="1" w:space="0" w:color="CCCCCC"/>
+        </w:pBdr>
+        <w:shd w:val="clear" w:color="auto" w:fill="F4F4F4"/>
+        <w:spacing w:before="100" w:after="100"/>
+        <w:ind w:left="360"/>
+        <w:rPr>
+          <w:rFonts w:ascii="Courier New" w:eastAsia="Courier New" w:hAnsi="Courier New" w:cs="Courier New"/>
+          <w:color w:val="1A1A1A"/>
+          <w:sz w:val="18"/>
+          <w:szCs w:val="18"/>
+        </w:rPr>
+      </w:pPr>
+      <w:r>
+        <w:rPr>
+          <w:rFonts w:ascii="Courier New" w:eastAsia="Courier New" w:hAnsi="Courier New" w:cs="Courier New"/>
+          <w:color w:val="1A1A1A"/>
+          <w:sz w:val="18"/>
+          <w:szCs w:val="18"/>
+        </w:rPr>
+        <w:t>sudo docker run -d \</w:t>
+      </w:r>
+    </w:p>
+    <w:p>
+      <w:pPr>
+        <w:pBdr>
+          <w:top w:val="single" w:sz="1" w:space="0" w:color="CCCCCC"/>
+          <w:left w:val="single" w:sz="4" w:space="0" w:color="4A6741"/>
+          <w:bottom w:val="single" w:sz="1" w:space="0" w:color="CCCCCC"/>
+          <w:right w:val="single" w:sz="1" w:space="0" w:color="CCCCCC"/>
+        </w:pBdr>
+        <w:shd w:val="clear" w:color="auto" w:fill="F4F4F4"/>
+        <w:spacing w:before="100" w:after="100"/>
+        <w:ind w:left="360"/>
+        <w:rPr>
+          <w:rFonts w:ascii="Courier New" w:eastAsia="Courier New" w:hAnsi="Courier New" w:cs="Courier New"/>
+          <w:color w:val="1A1A1A"/>
+          <w:sz w:val="18"/>
+          <w:szCs w:val="18"/>
+        </w:rPr>
+      </w:pPr>
+      <w:r>
+        <w:rPr>
+          <w:rFonts w:ascii="Courier New" w:eastAsia="Courier New" w:hAnsi="Courier New" w:cs="Courier New"/>
+          <w:color w:val="1A1A1A"/>
+          <w:sz w:val="18"/>
+          <w:szCs w:val="18"/>
+        </w:rPr>
+        <w:t xml:space="preserve">  --name tablero-cafe \</w:t>
+      </w:r>
+    </w:p>
+    <w:p>
+      <w:pPr>
+        <w:pBdr>
+          <w:top w:val="single" w:sz="1" w:space="0" w:color="CCCCCC"/>
+          <w:left w:val="single" w:sz="4" w:space="0" w:color="4A6741"/>
+          <w:bottom w:val="single" w:sz="1" w:space="0" w:color="CCCCCC"/>
+          <w:right w:val="single" w:sz="1" w:space="0" w:color="CCCCCC"/>
+        </w:pBdr>
+        <w:shd w:val="clear" w:color="auto" w:fill="F4F4F4"/>
+        <w:spacing w:before="100" w:after="100"/>
+        <w:ind w:left="360"/>
+        <w:rPr>
+          <w:rFonts w:ascii="Courier New" w:eastAsia="Courier New" w:hAnsi="Courier New" w:cs="Courier New"/>
+          <w:color w:val="1A1A1A"/>
+          <w:sz w:val="18"/>
+          <w:szCs w:val="18"/>
+        </w:rPr>
+      </w:pPr>
+      <w:r>
+        <w:rPr>
+          <w:rFonts w:ascii="Courier New" w:eastAsia="Courier New" w:hAnsi="Courier New" w:cs="Courier New"/>
+          <w:color w:val="1A1A1A"/>
+          <w:sz w:val="18"/>
+          <w:szCs w:val="18"/>
+        </w:rPr>
+        <w:t xml:space="preserve">  -p 8501:8501 \</w:t>
+      </w:r>
+    </w:p>
+    <w:p>
+      <w:pPr>
+        <w:pBdr>
+          <w:top w:val="single" w:sz="1" w:space="0" w:color="CCCCCC"/>
+          <w:left w:val="single" w:sz="4" w:space="0" w:color="4A6741"/>
+          <w:bottom w:val="single" w:sz="1" w:space="0" w:color="CCCCCC"/>
+          <w:right w:val="single" w:sz="1" w:space="0" w:color="CCCCCC"/>
+        </w:pBdr>
+        <w:shd w:val="clear" w:color="auto" w:fill="F4F4F4"/>
+        <w:spacing w:before="100" w:after="100"/>
+        <w:ind w:left="360"/>
+        <w:rPr>
+          <w:rFonts w:ascii="Courier New" w:eastAsia="Courier New" w:hAnsi="Courier New" w:cs="Courier New"/>
+          <w:color w:val="1A1A1A"/>
+          <w:sz w:val="18"/>
+          <w:szCs w:val="18"/>
+        </w:rPr>
+      </w:pPr>
+      <w:r>
+        <w:rPr>
+          <w:rFonts w:ascii="Courier New" w:eastAsia="Courier New" w:hAnsi="Courier New" w:cs="Courier New"/>
+          <w:color w:val="1A1A1A"/>
+          <w:sz w:val="18"/>
+          <w:szCs w:val="18"/>
+        </w:rPr>
+        <w:t xml:space="preserve">  --restart unless-stopped \</w:t>
+      </w:r>
+    </w:p>
+    <w:p>
+      <w:pPr>
+        <w:pBdr>
+          <w:top w:val="single" w:sz="1" w:space="0" w:color="CCCCCC"/>
+          <w:left w:val="single" w:sz="4" w:space="0" w:color="4A6741"/>
+          <w:bottom w:val="single" w:sz="1" w:space="0" w:color="CCCCCC"/>
+          <w:right w:val="single" w:sz="1" w:space="0" w:color="CCCCCC"/>
+        </w:pBdr>
+        <w:shd w:val="clear" w:color="auto" w:fill="F4F4F4"/>
+        <w:spacing w:before="100" w:after="100"/>
+        <w:ind w:left="360"/>
+        <w:rPr>
+          <w:rFonts w:ascii="Courier New" w:eastAsia="Courier New" w:hAnsi="Courier New" w:cs="Courier New"/>
+          <w:color w:val="1A1A1A"/>
+          <w:sz w:val="18"/>
+          <w:szCs w:val="18"/>
+        </w:rPr>
+      </w:pPr>
+      <w:r>
+        <w:rPr>
+          <w:rFonts w:ascii="Courier New" w:eastAsia="Courier New" w:hAnsi="Courier New" w:cs="Courier New"/>
+          <w:color w:val="1A1A1A"/>
+          <w:sz w:val="18"/>
+          <w:szCs w:val="18"/>
+        </w:rPr>
+        <w:t xml:space="preserve">  tablero-cafe</w:t>
+      </w:r>
+    </w:p>
+    <w:p>
+      <w:pPr>
+        <w:pBdr>
+          <w:top w:val="single" w:sz="1" w:space="0" w:color="CCCCCC"/>
+          <w:left w:val="single" w:sz="4" w:space="0" w:color="4A6741"/>
+          <w:bottom w:val="single" w:sz="1" w:space="0" w:color="CCCCCC"/>
+          <w:right w:val="single" w:sz="1" w:space="0" w:color="CCCCCC"/>
+        </w:pBdr>
+        <w:shd w:val="clear" w:color="auto" w:fill="F4F4F4"/>
+        <w:spacing w:before="100" w:after="100"/>
+        <w:ind w:left="360"/>
+        <w:rPr>
+          <w:rFonts w:ascii="Courier New" w:eastAsia="Courier New" w:hAnsi="Courier New" w:cs="Courier New"/>
+          <w:color w:val="1A1A1A"/>
+          <w:sz w:val="18"/>
+          <w:szCs w:val="18"/>
+        </w:rPr>
+      </w:pPr>
+      <w:r>
+        <w:rPr>
+          <w:rFonts w:ascii="Courier New" w:eastAsia="Courier New" w:hAnsi="Courier New" w:cs="Courier New"/>
+          <w:color w:val="1A1A1A"/>
+          <w:sz w:val="18"/>
+          <w:szCs w:val="18"/>
+        </w:rPr>
+        <w:t>sudo docker ps</w:t>
       </w:r>
     </w:p>
     <w:p>

--- a/Guía de Despliegue en AWS EC2 con Docker.docx
+++ b/Guía de Despliegue en AWS EC2 con Docker.docx
@@ -59,7 +59,13 @@
     </w:p>
     <w:p>
       <w:r>
-        <w:t>Este documento describe el proceso completo para desplegar el Tablero de Seguro Indexado para la Producción de Café en una instancia EC2 de AWS utilizando Docker. El tablero fue desarrollado con Streamlit y expone el modelo predictivo LASSO entrenado para los departamentos de Nariño y Cundinamarca.</w:t>
+        <w:t xml:space="preserve">Este documento describe el proceso completo para desplegar el Tablero de Seguro Indexado para la Producción de Café en una instancia EC2 de AWS utilizando Docker. El tablero fue desarrollado con Streamlit y expone el modelo predictivo </w:t>
+      </w:r>
+      <w:r>
+        <w:t>RIDGE</w:t>
+      </w:r>
+      <w:r>
+        <w:t xml:space="preserve"> entrenado para los departamentos de Nariño y Cundinamarca.</w:t>
       </w:r>
     </w:p>
     <w:p>
@@ -932,7 +938,19 @@
           <w:sz w:val="18"/>
           <w:szCs w:val="18"/>
         </w:rPr>
-        <w:t>scikit-learn==1.4.1.post1</w:t>
+        <w:t>scikit-learn==</w:t>
+      </w:r>
+      <w:r>
+        <w:t xml:space="preserve"> </w:t>
+      </w:r>
+      <w:r>
+        <w:rPr>
+          <w:rFonts w:ascii="Courier New" w:eastAsia="Courier New" w:hAnsi="Courier New" w:cs="Courier New"/>
+          <w:color w:val="1A1A1A"/>
+          <w:sz w:val="18"/>
+          <w:szCs w:val="18"/>
+        </w:rPr>
+        <w:t>1.6.1</w:t>
       </w:r>
     </w:p>
     <w:p>
@@ -3188,62 +3206,6 @@
           <w:szCs w:val="18"/>
         </w:rPr>
         <w:t xml:space="preserve">sudo docker rmi -f tablero-cafe </w:t>
-      </w:r>
-    </w:p>
-    <w:p>
-      <w:pPr>
-        <w:pBdr>
-          <w:top w:val="single" w:sz="1" w:space="0" w:color="CCCCCC"/>
-          <w:left w:val="single" w:sz="4" w:space="0" w:color="4A6741"/>
-          <w:bottom w:val="single" w:sz="1" w:space="0" w:color="CCCCCC"/>
-          <w:right w:val="single" w:sz="1" w:space="0" w:color="CCCCCC"/>
-        </w:pBdr>
-        <w:shd w:val="clear" w:color="auto" w:fill="F4F4F4"/>
-        <w:spacing w:before="100" w:after="100"/>
-        <w:ind w:left="360"/>
-        <w:rPr>
-          <w:rFonts w:ascii="Courier New" w:eastAsia="Courier New" w:hAnsi="Courier New" w:cs="Courier New"/>
-          <w:color w:val="1A1A1A"/>
-          <w:sz w:val="18"/>
-          <w:szCs w:val="18"/>
-        </w:rPr>
-      </w:pPr>
-      <w:r>
-        <w:rPr>
-          <w:rFonts w:ascii="Courier New" w:eastAsia="Courier New" w:hAnsi="Courier New" w:cs="Courier New"/>
-          <w:color w:val="1A1A1A"/>
-          <w:sz w:val="18"/>
-          <w:szCs w:val="18"/>
-        </w:rPr>
-        <w:t>sudo docker builder prune -af</w:t>
-      </w:r>
-    </w:p>
-    <w:p>
-      <w:pPr>
-        <w:pBdr>
-          <w:top w:val="single" w:sz="1" w:space="0" w:color="CCCCCC"/>
-          <w:left w:val="single" w:sz="4" w:space="0" w:color="4A6741"/>
-          <w:bottom w:val="single" w:sz="1" w:space="0" w:color="CCCCCC"/>
-          <w:right w:val="single" w:sz="1" w:space="0" w:color="CCCCCC"/>
-        </w:pBdr>
-        <w:shd w:val="clear" w:color="auto" w:fill="F4F4F4"/>
-        <w:spacing w:before="100" w:after="100"/>
-        <w:ind w:left="360"/>
-        <w:rPr>
-          <w:rFonts w:ascii="Courier New" w:eastAsia="Courier New" w:hAnsi="Courier New" w:cs="Courier New"/>
-          <w:color w:val="1A1A1A"/>
-          <w:sz w:val="18"/>
-          <w:szCs w:val="18"/>
-        </w:rPr>
-      </w:pPr>
-      <w:r>
-        <w:rPr>
-          <w:rFonts w:ascii="Courier New" w:eastAsia="Courier New" w:hAnsi="Courier New" w:cs="Courier New"/>
-          <w:color w:val="1A1A1A"/>
-          <w:sz w:val="18"/>
-          <w:szCs w:val="18"/>
-        </w:rPr>
-        <w:t>sudo docker system prune -af</w:t>
       </w:r>
     </w:p>
     <w:p>
